--- a/docs/manuscript/v2/paper1_draft_en_v2.docx
+++ b/docs/manuscript/v2/paper1_draft_en_v2.docx
@@ -5,7 +5,7 @@
     <w:p>
       <w:pPr>
         <w:pStyle w:val="Heading1"/>
-        <w:spacing w:after="140" w:before="280" w:line="276"/>
+        <w:spacing w:before="280" w:after="140" w:line="276"/>
       </w:pPr>
       <w:r>
         <w:rPr>
@@ -72,7 +72,7 @@
     <w:p>
       <w:pPr>
         <w:pStyle w:val="Heading2"/>
-        <w:spacing w:after="140" w:before="280" w:line="276"/>
+        <w:spacing w:before="280" w:after="140" w:line="276"/>
       </w:pPr>
       <w:r>
         <w:rPr>
@@ -103,7 +103,7 @@
     <w:p>
       <w:pPr>
         <w:pStyle w:val="Heading2"/>
-        <w:spacing w:after="140" w:before="280" w:line="276"/>
+        <w:spacing w:before="280" w:after="140" w:line="276"/>
       </w:pPr>
       <w:r>
         <w:rPr>
@@ -220,7 +220,7 @@
     <w:p>
       <w:pPr>
         <w:pStyle w:val="Heading2"/>
-        <w:spacing w:after="140" w:before="280" w:line="276"/>
+        <w:spacing w:before="280" w:after="140" w:line="276"/>
       </w:pPr>
       <w:r>
         <w:rPr>
@@ -341,7 +341,7 @@
     <w:p>
       <w:pPr>
         <w:pStyle w:val="Heading2"/>
-        <w:spacing w:after="140" w:before="280" w:line="276"/>
+        <w:spacing w:before="280" w:after="140" w:line="276"/>
       </w:pPr>
       <w:r>
         <w:rPr>
@@ -358,7 +358,7 @@
     <w:p>
       <w:pPr>
         <w:pStyle w:val="Heading3"/>
-        <w:spacing w:after="140" w:before="280" w:line="276"/>
+        <w:spacing w:before="280" w:after="140" w:line="276"/>
       </w:pPr>
       <w:r>
         <w:rPr>
@@ -397,7 +397,7 @@
           <w:sz w:val="22"/>
           <w:szCs w:val="22"/>
         </w:rPr>
-        <w:t xml:space="preserve">Because the study used only anonymised, publicly released data and involved no patient contact, the institutional ethics committee of Goto Chuoh Hospital was formally consulted and responded that ethics committee review was not required. The written response is retained by the authors.</w:t>
+        <w:t xml:space="preserve">Because the study used only anonymised, publicly released data and involved no patient contact, the institutional ethics committee of Nagasaki Goto Chuoh Hospital was formally consulted and responded that ethics committee review was not required. The written response is retained by the authors.</w:t>
       </w:r>
     </w:p>
     <w:p>
@@ -417,7 +417,7 @@
     <w:p>
       <w:pPr>
         <w:pStyle w:val="Heading3"/>
-        <w:spacing w:after="140" w:before="280" w:line="276"/>
+        <w:spacing w:before="280" w:after="140" w:line="276"/>
       </w:pPr>
       <w:r>
         <w:rPr>
@@ -507,7 +507,7 @@
     <w:p>
       <w:pPr>
         <w:pStyle w:val="Heading3"/>
-        <w:spacing w:after="140" w:before="280" w:line="276"/>
+        <w:spacing w:before="280" w:after="140" w:line="276"/>
       </w:pPr>
       <w:r>
         <w:rPr>
@@ -731,7 +731,7 @@
     <w:p>
       <w:pPr>
         <w:pStyle w:val="Heading3"/>
-        <w:spacing w:after="140" w:before="280" w:line="276"/>
+        <w:spacing w:before="280" w:after="140" w:line="276"/>
       </w:pPr>
       <w:r>
         <w:rPr>
@@ -1068,7 +1068,7 @@
     <w:p>
       <w:pPr>
         <w:pStyle w:val="Heading3"/>
-        <w:spacing w:after="140" w:before="280" w:line="276"/>
+        <w:spacing w:before="280" w:after="140" w:line="276"/>
       </w:pPr>
       <w:r>
         <w:rPr>
@@ -1099,7 +1099,7 @@
     <w:p>
       <w:pPr>
         <w:pStyle w:val="Heading3"/>
-        <w:spacing w:after="140" w:before="280" w:line="276"/>
+        <w:spacing w:before="280" w:after="140" w:line="276"/>
       </w:pPr>
       <w:r>
         <w:rPr>
@@ -1322,7 +1322,7 @@
     <w:p>
       <w:pPr>
         <w:pStyle w:val="Heading3"/>
-        <w:spacing w:after="140" w:before="280" w:line="276"/>
+        <w:spacing w:before="280" w:after="140" w:line="276"/>
       </w:pPr>
       <w:r>
         <w:rPr>
@@ -1409,7 +1409,7 @@
     <w:p>
       <w:pPr>
         <w:pStyle w:val="Heading3"/>
-        <w:spacing w:after="140" w:before="280" w:line="276"/>
+        <w:spacing w:before="280" w:after="140" w:line="276"/>
       </w:pPr>
       <w:r>
         <w:rPr>
@@ -1454,7 +1454,7 @@
     <w:p>
       <w:pPr>
         <w:pStyle w:val="Heading3"/>
-        <w:spacing w:after="140" w:before="280" w:line="276"/>
+        <w:spacing w:before="280" w:after="140" w:line="276"/>
       </w:pPr>
       <w:r>
         <w:rPr>
@@ -1485,7 +1485,7 @@
     <w:p>
       <w:pPr>
         <w:pStyle w:val="Heading3"/>
-        <w:spacing w:after="140" w:before="280" w:line="276"/>
+        <w:spacing w:before="280" w:after="140" w:line="276"/>
       </w:pPr>
       <w:r>
         <w:rPr>
@@ -1596,7 +1596,7 @@
     <w:p>
       <w:pPr>
         <w:pStyle w:val="Heading3"/>
-        <w:spacing w:after="140" w:before="280" w:line="276"/>
+        <w:spacing w:before="280" w:after="140" w:line="276"/>
       </w:pPr>
       <w:r>
         <w:rPr>
@@ -1627,7 +1627,7 @@
     <w:p>
       <w:pPr>
         <w:pStyle w:val="Heading2"/>
-        <w:spacing w:after="140" w:before="280" w:line="276"/>
+        <w:spacing w:before="280" w:after="140" w:line="276"/>
       </w:pPr>
       <w:r>
         <w:rPr>
@@ -1669,7 +1669,7 @@
     <w:p>
       <w:pPr>
         <w:pStyle w:val="Heading3"/>
-        <w:spacing w:after="140" w:before="280" w:line="276"/>
+        <w:spacing w:before="280" w:after="140" w:line="276"/>
       </w:pPr>
       <w:r>
         <w:rPr>
@@ -2870,7 +2870,7 @@
     <w:p>
       <w:pPr>
         <w:pStyle w:val="Heading3"/>
-        <w:spacing w:after="140" w:before="280" w:line="276"/>
+        <w:spacing w:before="280" w:after="140" w:line="276"/>
       </w:pPr>
       <w:r>
         <w:rPr>
@@ -2921,7 +2921,7 @@
     <w:p>
       <w:pPr>
         <w:pStyle w:val="Heading3"/>
-        <w:spacing w:after="140" w:before="280" w:line="276"/>
+        <w:spacing w:before="280" w:after="140" w:line="276"/>
       </w:pPr>
       <w:r>
         <w:rPr>
@@ -2952,7 +2952,7 @@
     <w:p>
       <w:pPr>
         <w:pStyle w:val="Heading3"/>
-        <w:spacing w:after="140" w:before="280" w:line="276"/>
+        <w:spacing w:before="280" w:after="140" w:line="276"/>
       </w:pPr>
       <w:r>
         <w:rPr>
@@ -2983,7 +2983,7 @@
     <w:p>
       <w:pPr>
         <w:pStyle w:val="Heading3"/>
-        <w:spacing w:after="140" w:before="280" w:line="276"/>
+        <w:spacing w:before="280" w:after="140" w:line="276"/>
       </w:pPr>
       <w:r>
         <w:rPr>
@@ -5806,7 +5806,7 @@
     <w:p>
       <w:pPr>
         <w:pStyle w:val="Heading3"/>
-        <w:spacing w:after="140" w:before="280" w:line="276"/>
+        <w:spacing w:before="280" w:after="140" w:line="276"/>
       </w:pPr>
       <w:r>
         <w:rPr>
@@ -5937,7 +5937,7 @@
     <w:p>
       <w:pPr>
         <w:pStyle w:val="Heading2"/>
-        <w:spacing w:after="140" w:before="280" w:line="276"/>
+        <w:spacing w:before="280" w:after="140" w:line="276"/>
       </w:pPr>
       <w:r>
         <w:rPr>
@@ -6328,7 +6328,7 @@
     <w:p>
       <w:pPr>
         <w:pStyle w:val="Heading2"/>
-        <w:spacing w:after="140" w:before="280" w:line="276"/>
+        <w:spacing w:before="280" w:after="140" w:line="276"/>
       </w:pPr>
       <w:r>
         <w:rPr>
@@ -6459,7 +6459,7 @@
     <w:p>
       <w:pPr>
         <w:pStyle w:val="Heading2"/>
-        <w:spacing w:after="140" w:before="280" w:line="276"/>
+        <w:spacing w:before="280" w:after="140" w:line="276"/>
       </w:pPr>
       <w:r>
         <w:rPr>
@@ -6500,7 +6500,7 @@
           <w:sz w:val="22"/>
           <w:szCs w:val="22"/>
         </w:rPr>
-        <w:t xml:space="preserve">: This study analysed only anonymised, publicly released data with no patient contact. The ethics committee of Goto Chuoh Hospital determined that committee review was not required (response dated 28 August 2026). Collection of the source database was approved by the Institutional Review Board of Seoul National University Hospital with waiver of written informed consent [Lee 2022].</w:t>
+        <w:t xml:space="preserve">: This study analysed only anonymised, publicly released data with no patient contact. The ethics committee of Nagasaki Goto Chuoh Hospital determined that committee review was not required (response dated 28 August 2026). Collection of the source database was approved by the Institutional Review Board of Seoul National University Hospital with waiver of written informed consent [Lee 2022].</w:t>
       </w:r>
     </w:p>
     <w:p>
@@ -6626,7 +6626,7 @@
     <w:p>
       <w:pPr>
         <w:pStyle w:val="Heading2"/>
-        <w:spacing w:after="140" w:before="280" w:line="276"/>
+        <w:spacing w:before="280" w:after="140" w:line="276"/>
       </w:pPr>
       <w:r>
         <w:rPr>
@@ -6668,7 +6668,7 @@
     <w:p>
       <w:pPr>
         <w:pStyle w:val="Heading3"/>
-        <w:spacing w:after="140" w:before="280" w:line="276"/>
+        <w:spacing w:before="280" w:after="140" w:line="276"/>
       </w:pPr>
       <w:r>
         <w:rPr>
@@ -6872,7 +6872,7 @@
     <w:p>
       <w:pPr>
         <w:pStyle w:val="Heading3"/>
-        <w:spacing w:after="140" w:before="280" w:line="276"/>
+        <w:spacing w:before="280" w:after="140" w:line="276"/>
       </w:pPr>
       <w:r>
         <w:rPr>
@@ -6959,7 +6959,7 @@
     <w:p>
       <w:pPr>
         <w:pStyle w:val="Heading3"/>
-        <w:spacing w:after="140" w:before="280" w:line="276"/>
+        <w:spacing w:before="280" w:after="140" w:line="276"/>
       </w:pPr>
       <w:r>
         <w:rPr>
@@ -7157,7 +7157,7 @@
     <w:p>
       <w:pPr>
         <w:pStyle w:val="Heading3"/>
-        <w:spacing w:after="140" w:before="280" w:line="276"/>
+        <w:spacing w:before="280" w:after="140" w:line="276"/>
       </w:pPr>
       <w:r>
         <w:rPr>
@@ -7227,7 +7227,7 @@
     <w:p>
       <w:pPr>
         <w:pStyle w:val="Heading3"/>
-        <w:spacing w:after="140" w:before="280" w:line="276"/>
+        <w:spacing w:before="280" w:after="140" w:line="276"/>
       </w:pPr>
       <w:r>
         <w:rPr>
@@ -7322,7 +7322,7 @@
     <w:p>
       <w:pPr>
         <w:pStyle w:val="Heading3"/>
-        <w:spacing w:after="140" w:before="280" w:line="276"/>
+        <w:spacing w:before="280" w:after="140" w:line="276"/>
       </w:pPr>
       <w:r>
         <w:rPr>
@@ -7467,7 +7467,7 @@
     <w:p>
       <w:pPr>
         <w:pStyle w:val="Heading3"/>
-        <w:spacing w:after="140" w:before="280" w:line="276"/>
+        <w:spacing w:before="280" w:after="140" w:line="276"/>
       </w:pPr>
       <w:r>
         <w:rPr>
@@ -7509,7 +7509,7 @@
     <w:p>
       <w:pPr>
         <w:pStyle w:val="Heading3"/>
-        <w:spacing w:after="140" w:before="280" w:line="276"/>
+        <w:spacing w:before="280" w:after="140" w:line="276"/>
       </w:pPr>
       <w:r>
         <w:rPr>
@@ -7574,7 +7574,7 @@
       </w:r>
     </w:p>
     <w:sectPr>
-      <w:footerReference w:type="default" r:id="rId7"/>
+      <w:footerReference w:type="default" r:id="rId6"/>
       <w:pgSz w:w="11906" w:h="16838" w:orient="portrait"/>
       <w:pgMar w:top="1417" w:right="1417" w:bottom="1417" w:left="1417" w:header="708" w:footer="708" w:gutter="0"/>
       <w:pgNumType/>
@@ -7586,43 +7586,6 @@
 
 <file path=word/comments.xml><?xml version="1.0" encoding="utf-8"?>
 <w:comments xmlns:cx="http://schemas.microsoft.com/office/drawing/2014/chartex" xmlns:cx1="http://schemas.microsoft.com/office/drawing/2015/9/8/chartex" xmlns:cx2="http://schemas.microsoft.com/office/drawing/2015/10/21/chartex" xmlns:cx3="http://schemas.microsoft.com/office/drawing/2016/5/9/chartex" xmlns:cx4="http://schemas.microsoft.com/office/drawing/2016/5/10/chartex" xmlns:cx5="http://schemas.microsoft.com/office/drawing/2016/5/11/chartex" xmlns:cx6="http://schemas.microsoft.com/office/drawing/2016/5/12/chartex" xmlns:cx7="http://schemas.microsoft.com/office/drawing/2016/5/13/chartex" xmlns:cx8="http://schemas.microsoft.com/office/drawing/2016/5/14/chartex" xmlns:mc="http://schemas.openxmlformats.org/markup-compatibility/2006" xmlns:aink="http://schemas.microsoft.com/office/drawing/2016/ink" xmlns:am3d="http://schemas.microsoft.com/office/drawing/2017/model3d" xmlns:o="urn:schemas-microsoft-com:office:office" xmlns:r="http://schemas.openxmlformats.org/officeDocument/2006/relationships" xmlns:m="http://schemas.openxmlformats.org/officeDocument/2006/math" xmlns:v="urn:schemas-microsoft-com:vml" xmlns:wp14="http://schemas.microsoft.com/office/word/2010/wordprocessingDrawing" xmlns:wp="http://schemas.openxmlformats.org/drawingml/2006/wordprocessingDrawing" xmlns:w10="urn:schemas-microsoft-com:office:word" xmlns:w="http://schemas.openxmlformats.org/wordprocessingml/2006/main" xmlns:w14="http://schemas.microsoft.com/office/word/2010/wordml" xmlns:w15="http://schemas.microsoft.com/office/word/2012/wordml" xmlns:w16cex="http://schemas.microsoft.com/office/word/2018/wordml/cex" xmlns:w16cid="http://schemas.microsoft.com/office/word/2016/wordml/cid" xmlns:w16="http://schemas.microsoft.com/office/word/2018/wordml" xmlns:w16sdtdh="http://schemas.microsoft.com/office/word/2020/wordml/sdtdatahash" xmlns:w16se="http://schemas.microsoft.com/office/word/2015/wordml/symex" xmlns:wpg="http://schemas.microsoft.com/office/word/2010/wordprocessingGroup" xmlns:wpi="http://schemas.microsoft.com/office/word/2010/wordprocessingInk" xmlns:wne="http://schemas.microsoft.com/office/word/2006/wordml" xmlns:wps="http://schemas.microsoft.com/office/word/2010/wordprocessingShape"/>
-</file>
-
-<file path=word/endnotes.xml><?xml version="1.0" encoding="utf-8"?>
-<w:endnotes xmlns:wpc="http://schemas.microsoft.com/office/word/2010/wordprocessingCanvas" xmlns:mc="http://schemas.openxmlformats.org/markup-compatibility/2006" xmlns:o="urn:schemas-microsoft-com:office:office" xmlns:r="http://schemas.openxmlformats.org/officeDocument/2006/relationships" xmlns:m="http://schemas.openxmlformats.org/officeDocument/2006/math" xmlns:v="urn:schemas-microsoft-com:vml" xmlns:wp14="http://schemas.microsoft.com/office/word/2010/wordprocessingDrawing" xmlns:wp="http://schemas.openxmlformats.org/drawingml/2006/wordprocessingDrawing" xmlns:w10="urn:schemas-microsoft-com:office:word" xmlns:w="http://schemas.openxmlformats.org/wordprocessingml/2006/main" xmlns:w14="http://schemas.microsoft.com/office/word/2010/wordml" xmlns:w15="http://schemas.microsoft.com/office/word/2012/wordml" xmlns:wpg="http://schemas.microsoft.com/office/word/2010/wordprocessingGroup" xmlns:wpi="http://schemas.microsoft.com/office/word/2010/wordprocessingInk" xmlns:wne="http://schemas.microsoft.com/office/word/2006/wordml" xmlns:wps="http://schemas.microsoft.com/office/word/2010/wordprocessingShape" mc:Ignorable="w14 w15 wp14">
-  <w:endnote w:type="separator" w:id="-1">
-    <w:p>
-      <w:pPr>
-        <w:spacing w:after="0" w:line="240" w:lineRule="auto"/>
-      </w:pPr>
-      <w:r>
-        <w:rPr>
-          <w:rStyle w:val="EndnoteReference"/>
-        </w:rPr>
-        <w:endnoteRef/>
-      </w:r>
-      <w:r>
-        <w:separator/>
-      </w:r>
-    </w:p>
-  </w:endnote>
-  <w:endnote w:type="continuationSeparator" w:id="0">
-    <w:p>
-      <w:pPr>
-        <w:spacing w:after="0" w:line="240" w:lineRule="auto"/>
-      </w:pPr>
-      <w:r>
-        <w:rPr>
-          <w:rStyle w:val="EndnoteReference"/>
-        </w:rPr>
-        <w:endnoteRef/>
-      </w:r>
-      <w:r>
-        <w:continuationSeparator/>
-      </w:r>
-    </w:p>
-  </w:endnote>
-</w:endnotes>
 </file>
 
 <file path=word/footer1.xml><?xml version="1.0" encoding="utf-8"?>
@@ -7926,42 +7889,5 @@
       <w:szCs w:val="20"/>
     </w:rPr>
   </w:style>
-  <w:style w:type="character" w:styleId="EndnoteReference">
-    <w:name w:val="endnote reference"/>
-    <w:basedOn w:val="DefaultParagraphFont"/>
-    <w:uiPriority w:val="99"/>
-    <w:semiHidden/>
-    <w:unhideWhenUsed/>
-    <w:rPr>
-      <w:vertAlign w:val="superscript"/>
-    </w:rPr>
-  </w:style>
-  <w:style w:type="paragraph" w:styleId="EndnoteText">
-    <w:name w:val="endnote text"/>
-    <w:basedOn w:val="Normal"/>
-    <w:link w:val="EndnoteTextChar"/>
-    <w:uiPriority w:val="99"/>
-    <w:semiHidden/>
-    <w:unhideWhenUsed/>
-    <w:pPr>
-      <w:spacing w:after="0" w:line="240" w:lineRule="auto"/>
-    </w:pPr>
-    <w:rPr>
-      <w:sz w:val="20"/>
-      <w:szCs w:val="20"/>
-    </w:rPr>
-  </w:style>
-  <w:style w:type="character" w:styleId="EndnoteTextChar">
-    <w:name w:val="Endnote Text Char"/>
-    <w:basedOn w:val="DefaultParagraphFont"/>
-    <w:link w:val="EndnoteText"/>
-    <w:uiPriority w:val="99"/>
-    <w:semiHidden/>
-    <w:unhideWhenUsed/>
-    <w:rPr>
-      <w:sz w:val="20"/>
-      <w:szCs w:val="20"/>
-    </w:rPr>
-  </w:style>
 </w:styles>
 </file>